--- a/Documentacion/word/06_Plan_Pruebas.docx
+++ b/Documentacion/word/06_Plan_Pruebas.docx
@@ -1671,7 +1671,7 @@
           <w:sz w:val="22"/>
           <w:szCs w:val="22"/>
         </w:rPr>
-        <w:t xml:space="preserve">Módulo de chat con agente IA Claude Sonnet 4.5 (RF-01 a RF-12)</w:t>
+        <w:t xml:space="preserve">Módulo de chat con agente IA Claude Sonnet (claude-sonnet-4-6) (RF-01 a RF-12)</w:t>
       </w:r>
     </w:p>
     <w:p>
@@ -2199,7 +2199,7 @@
           <w:sz w:val="22"/>
           <w:szCs w:val="22"/>
         </w:rPr>
-        <w:t xml:space="preserve">3.  Generación de Cotizaciones (RF-17 a RF-22) — Número correlativo único, persistencia PostgreSQL, caché Redis con TTL 10 días.</w:t>
+        <w:t xml:space="preserve">3.  Generación de Cotizaciones (RF-17 a RF-22) — Número correlativo único, persistencia en Supabase (tablas cotizaciones e historial).</w:t>
       </w:r>
     </w:p>
     <w:p>
@@ -3208,7 +3208,7 @@
           <w:sz w:val="22"/>
           <w:szCs w:val="22"/>
         </w:rPr>
-        <w:t xml:space="preserve">El frontend React está desplegado en localhost:5173 o en Vercel (staging).</w:t>
+        <w:t xml:space="preserve">El frontend HTML/JavaScript está desplegado en Vercel (staging).</w:t>
       </w:r>
     </w:p>
     <w:p>
@@ -10136,7 +10136,7 @@
                 <w:sz w:val="16"/>
                 <w:szCs w:val="16"/>
               </w:rPr>
-              <w:t xml:space="preserve">Formato COT-YYYY-XXX</w:t>
+              <w:t xml:space="preserve">Formato COT-YYYY-XXXXX</w:t>
             </w:r>
           </w:p>
         </w:tc>
@@ -10277,7 +10277,7 @@
                 <w:sz w:val="16"/>
                 <w:szCs w:val="16"/>
               </w:rPr>
-              <w:t xml:space="preserve">Número con formato "COT-2026-001"</w:t>
+              <w:t xml:space="preserve">Número con formato "COT-2026-XXXXX"</w:t>
             </w:r>
           </w:p>
         </w:tc>
@@ -10454,7 +10454,7 @@
                 <w:sz w:val="16"/>
                 <w:szCs w:val="16"/>
               </w:rPr>
-              <w:t xml:space="preserve">Persistencia en PostgreSQL</w:t>
+              <w:t xml:space="preserve">Persistencia en Supabase</w:t>
             </w:r>
           </w:p>
         </w:tc>
@@ -10489,7 +10489,7 @@
                 <w:sz w:val="16"/>
                 <w:szCs w:val="16"/>
               </w:rPr>
-              <w:t xml:space="preserve">Conexión PostgreSQL disponible</w:t>
+              <w:t xml:space="preserve">Conexión Supabase disponible</w:t>
             </w:r>
           </w:p>
         </w:tc>
@@ -10772,7 +10772,7 @@
                 <w:sz w:val="16"/>
                 <w:szCs w:val="16"/>
               </w:rPr>
-              <w:t xml:space="preserve">Caché Redis con TTL correcto</w:t>
+              <w:t xml:space="preserve">Caché Supabase correcto</w:t>
             </w:r>
           </w:p>
         </w:tc>
@@ -10878,7 +10878,7 @@
                 <w:sz w:val="16"/>
                 <w:szCs w:val="16"/>
               </w:rPr>
-              <w:t xml:space="preserve">TTL th:quote:{uuid}</w:t>
+              <w:t xml:space="preserve">TTL cotizaciones (tabla Supabase)</w:t>
             </w:r>
           </w:p>
         </w:tc>
@@ -13513,7 +13513,7 @@
                 <w:sz w:val="16"/>
                 <w:szCs w:val="16"/>
               </w:rPr>
-              <w:t xml:space="preserve">Valor = número COT (ej. "COT-2026-001")</w:t>
+              <w:t xml:space="preserve">Valor = número COT (ej. "COT-2026-XXXXX")</w:t>
             </w:r>
           </w:p>
         </w:tc>
@@ -25459,7 +25459,7 @@
                 <w:sz w:val="17"/>
                 <w:szCs w:val="17"/>
               </w:rPr>
-              <w:t xml:space="preserve">Sistema no encuentra la clave th:quote:{uuid}; solicita nueva cotización al usuario</w:t>
+              <w:t xml:space="preserve">Sistema no encuentra la clave cotizaciones (tabla Supabase); solicita nueva cotización al usuario</w:t>
             </w:r>
           </w:p>
         </w:tc>
